--- a/docs/PHASE-1-FIX-26-REPORTS-BRANCH-CODE-ALIGNMENT.docx
+++ b/docs/PHASE-1-FIX-26-REPORTS-BRANCH-CODE-ALIGNMENT.docx
@@ -12,12 +12,12 @@
     </w:p>
     <w:p>
       <w:r>
-        <w:t>**STATUS:** PASS (code + verification)</w:t>
+        <w:t>**STATUS:** PASS</w:t>
       </w:r>
     </w:p>
     <w:p>
       <w:r>
-        <w:t>**LIVE:** NOT VERIFIED (not deployed at time of report)</w:t>
+        <w:t>**LIVE:** PASS (verified on production after deploy)</w:t>
       </w:r>
     </w:p>
     <w:p>
@@ -27,7 +27,17 @@
     </w:p>
     <w:p>
       <w:r>
-        <w:t>**BRANCH:** `cursor/reports-branch-code-fix-b6e7`</w:t>
+        <w:t>**FIX COMMIT:** `95c48d0`</w:t>
+      </w:r>
+    </w:p>
+    <w:p>
+      <w:r>
+        <w:t>**MERGE COMMIT:** `26922d8`</w:t>
+      </w:r>
+    </w:p>
+    <w:p>
+      <w:r>
+        <w:t>**PR:** #33 (merged)</w:t>
       </w:r>
     </w:p>
     <w:p>
@@ -223,12 +233,12 @@
     </w:p>
     <w:p>
       <w:r>
-        <w:t>2. `components/reports/reports-insights.tsx` — `getBranchName` from `useBranch()` (resolves DB names for `bestPerformingBranch` codes like `branch2`)</w:t>
+        <w:t>2. `components/reports/reports-insights.tsx` — `getBranchName` from `useBranch()`</w:t>
       </w:r>
     </w:p>
     <w:p>
       <w:r>
-        <w:t>3. `components/dashboard/staff-dashboard-layout.tsx` — same pattern for dashboard branch card (same bug class)</w:t>
+        <w:t>3. `components/dashboard/staff-dashboard-layout.tsx` — same pattern for dashboard branch card</w:t>
       </w:r>
     </w:p>
     <w:p>
@@ -248,34 +258,7 @@
     </w:p>
     <w:p>
       <w:r>
-        <w:rPr>
-          <w:b/>
-        </w:rPr>
-        <w:t>Preserved:</w:t>
-      </w:r>
-    </w:p>
-    <w:p>
-      <w:pPr>
-        <w:pStyle w:val="ListBullet"/>
-      </w:pPr>
-      <w:r>
-        <w:t>Fix #11 server report authority (`/api/reports/summary` unchanged)</w:t>
-      </w:r>
-    </w:p>
-    <w:p>
-      <w:pPr>
-        <w:pStyle w:val="ListBullet"/>
-      </w:pPr>
-      <w:r>
-        <w:t>`getBranchTotals` throw on missing/wrong keys (integrity guard)</w:t>
-      </w:r>
-    </w:p>
-    <w:p>
-      <w:pPr>
-        <w:pStyle w:val="ListBullet"/>
-      </w:pPr>
-      <w:r>
-        <w:t>Branch isolation / server scoping unchanged</w:t>
+        <w:t>**Preserved:** Fix #11 server report authority, `getBranchTotals` integrity guard, branch isolation.</w:t>
       </w:r>
     </w:p>
     <w:p>
@@ -370,12 +353,89 @@
         <w:pStyle w:val="Heading2"/>
       </w:pPr>
       <w:r>
-        <w:t>6. Branch Isolation Impact</w:t>
+        <w:t>6. Deployment</w:t>
+      </w:r>
+    </w:p>
+    <w:p>
+      <w:pPr>
+        <w:pStyle w:val="IntenseQuote"/>
+      </w:pPr>
+      <w:r>
+        <w:t>| Item | Value |</w:t>
       </w:r>
     </w:p>
     <w:p>
       <w:r>
-        <w:t>**None.** Server `resolveBranchListFilter` and reports aggregation unchanged. UI now uses the same codes the server already emits.</w:t>
+        <w:t>|------|-------|</w:t>
+      </w:r>
+    </w:p>
+    <w:p>
+      <w:pPr>
+        <w:pStyle w:val="IntenseQuote"/>
+      </w:pPr>
+      <w:r>
+        <w:t>| Fix branch | `cursor/reports-branch-code-fix-b6e7` |</w:t>
+      </w:r>
+    </w:p>
+    <w:p>
+      <w:pPr>
+        <w:pStyle w:val="IntenseQuote"/>
+      </w:pPr>
+      <w:r>
+        <w:t>| Fix commit | `95c48d0` |</w:t>
+      </w:r>
+    </w:p>
+    <w:p>
+      <w:pPr>
+        <w:pStyle w:val="IntenseQuote"/>
+      </w:pPr>
+      <w:r>
+        <w:t>| Merge commit (main) | `26922d8` — Merge Fix #26: Reports branch code alignment |</w:t>
+      </w:r>
+    </w:p>
+    <w:p>
+      <w:pPr>
+        <w:pStyle w:val="IntenseQuote"/>
+      </w:pPr>
+      <w:r>
+        <w:t>| Prior production | `dcff0bf` |</w:t>
+      </w:r>
+    </w:p>
+    <w:p>
+      <w:pPr>
+        <w:pStyle w:val="IntenseQuote"/>
+      </w:pPr>
+      <w:r>
+        <w:t>| Vercel Production deployment ID | `6402602266` |</w:t>
+      </w:r>
+    </w:p>
+    <w:p>
+      <w:pPr>
+        <w:pStyle w:val="IntenseQuote"/>
+      </w:pPr>
+      <w:r>
+        <w:t>| Vercel Production commit | `26922d84482a8cc65a3892ab2b588dfdc2f7c2db` |</w:t>
+      </w:r>
+    </w:p>
+    <w:p>
+      <w:pPr>
+        <w:pStyle w:val="IntenseQuote"/>
+      </w:pPr>
+      <w:r>
+        <w:t>| Deployment status | **success** (2026-09-11T22:09:57Z) |</w:t>
+      </w:r>
+    </w:p>
+    <w:p>
+      <w:pPr>
+        <w:pStyle w:val="IntenseQuote"/>
+      </w:pPr>
+      <w:r>
+        <w:t>| Production domain | https://sonic-os-lemon.vercel.app |</w:t>
+      </w:r>
+    </w:p>
+    <w:p>
+      <w:r>
+        <w:t>**Proof Fix #26 is in production:** `git merge-base --is-ancestor 95c48d0 26922d8` → true. GitHub deployment `6402602266` sha = `26922d8`.</w:t>
       </w:r>
     </w:p>
     <w:p>
@@ -388,12 +448,134 @@
         <w:pStyle w:val="Heading2"/>
       </w:pPr>
       <w:r>
-        <w:t>7. Financial / Reporting Impact</w:t>
+        <w:t>7. Live Production Verification (2026-09-11T22:10–22:13 UTC)</w:t>
+      </w:r>
+    </w:p>
+    <w:p>
+      <w:pPr>
+        <w:pStyle w:val="Heading3"/>
+      </w:pPr>
+      <w:r>
+        <w:t>/api/health</w:t>
       </w:r>
     </w:p>
     <w:p>
       <w:r>
-        <w:t>Reports totals remain server-authoritative. UI displays Kansanga/Salaama names with correct `main` / `branch2` totals from API `byBranch`. No client-side re-aggregation added.</w:t>
+        <w:t>```json</w:t>
+      </w:r>
+    </w:p>
+    <w:p>
+      <w:r>
+        <w:t>{</w:t>
+      </w:r>
+    </w:p>
+    <w:p>
+      <w:r>
+        <w:t>"status": "ok",</w:t>
+      </w:r>
+    </w:p>
+    <w:p>
+      <w:r>
+        <w:t>"databaseConfigured": true,</w:t>
+      </w:r>
+    </w:p>
+    <w:p>
+      <w:r>
+        <w:t>"databaseConnected": true,</w:t>
+      </w:r>
+    </w:p>
+    <w:p>
+      <w:r>
+        <w:t>"databaseError": null,</w:t>
+      </w:r>
+    </w:p>
+    <w:p>
+      <w:r>
+        <w:t>"timestamp": "2026-09-11T22:10:12.727Z"</w:t>
+      </w:r>
+    </w:p>
+    <w:p>
+      <w:r>
+        <w:t>}</w:t>
+      </w:r>
+    </w:p>
+    <w:p>
+      <w:r>
+        <w:t>```</w:t>
+      </w:r>
+    </w:p>
+    <w:p>
+      <w:pPr>
+        <w:pStyle w:val="Heading3"/>
+      </w:pPr>
+      <w:r>
+        <w:t>/reports (owner login, browser)</w:t>
+      </w:r>
+    </w:p>
+    <w:p>
+      <w:pPr>
+        <w:pStyle w:val="IntenseQuote"/>
+      </w:pPr>
+      <w:r>
+        <w:t>| Check | Result |</w:t>
+      </w:r>
+    </w:p>
+    <w:p>
+      <w:r>
+        <w:t>|-------|--------|</w:t>
+      </w:r>
+    </w:p>
+    <w:p>
+      <w:pPr>
+        <w:pStyle w:val="IntenseQuote"/>
+      </w:pPr>
+      <w:r>
+        <w:t>| Page loads | **PASS** — no "This page couldn't load" |</w:t>
+      </w:r>
+    </w:p>
+    <w:p>
+      <w:pPr>
+        <w:pStyle w:val="IntenseQuote"/>
+      </w:pPr>
+      <w:r>
+        <w:t>| Console error `Branch 'salaama' is missing...` | **PASS** — not present |</w:t>
+      </w:r>
+    </w:p>
+    <w:p>
+      <w:pPr>
+        <w:pStyle w:val="IntenseQuote"/>
+      </w:pPr>
+      <w:r>
+        <w:t>| Kansanga card visible | **PASS** |</w:t>
+      </w:r>
+    </w:p>
+    <w:p>
+      <w:pPr>
+        <w:pStyle w:val="IntenseQuote"/>
+      </w:pPr>
+      <w:r>
+        <w:t>| Salaama card visible | **PASS** |</w:t>
+      </w:r>
+    </w:p>
+    <w:p>
+      <w:pPr>
+        <w:pStyle w:val="IntenseQuote"/>
+      </w:pPr>
+      <w:r>
+        <w:t>| Branch switch Kansanga ↔ Salaama | **PASS** — no crash |</w:t>
+      </w:r>
+    </w:p>
+    <w:p>
+      <w:pPr>
+        <w:pStyle w:val="IntenseQuote"/>
+      </w:pPr>
+      <w:r>
+        <w:t>| `/api/reports/summary?period=daily` | **HTTP 200**, `byBranch` keys: `main`, `branch2` |</w:t>
+      </w:r>
+    </w:p>
+    <w:p>
+      <w:r>
+        <w:t>Daily period totals UGX 0 for both branches (no transactions today); branch cards render correctly with distinct branch names.</w:t>
       </w:r>
     </w:p>
     <w:p>
@@ -406,7 +588,7 @@
         <w:pStyle w:val="Heading2"/>
       </w:pPr>
       <w:r>
-        <w:t>8. Tests and Results</w:t>
+        <w:t>8. Tests and Results (post-merge main)</w:t>
       </w:r>
     </w:p>
     <w:p>
@@ -435,7 +617,7 @@
         <w:pStyle w:val="IntenseQuote"/>
       </w:pPr>
       <w:r>
-        <w:t>| `npm run verify:reports` | **PASS** (all scenarios) |</w:t>
+        <w:t>| `npm run verify:reports` | **PASS** |</w:t>
       </w:r>
     </w:p>
     <w:p>
@@ -451,14 +633,6 @@
         <w:pStyle w:val="IntenseQuote"/>
       </w:pPr>
       <w:r>
-        <w:t>| `npm run verify:reports-server-authority` | **FAIL** — 401 on `/api/reports/summary` (local auth/session fixture; checks 1–3, 13 passed before failure) |</w:t>
-      </w:r>
-    </w:p>
-    <w:p>
-      <w:pPr>
-        <w:pStyle w:val="IntenseQuote"/>
-      </w:pPr>
-      <w:r>
         <w:t>| `npx tsc --noEmit` | **PASS** |</w:t>
       </w:r>
     </w:p>
@@ -467,7 +641,7 @@
         <w:pStyle w:val="IntenseQuote"/>
       </w:pPr>
       <w:r>
-        <w:t>| `npm run build` | **FAIL** — pre-existing `/_global-error` prerender (`useContext` null); same baseline blocker from prior certification |</w:t>
+        <w:t>| `npm run build` | **FAIL** — pre-existing `/_not-found` / `/_global-error` prerender (`useState`/`useContext` null); unchanged baseline blocker |</w:t>
       </w:r>
     </w:p>
     <w:p>
@@ -522,90 +696,15 @@
         <w:pStyle w:val="Heading2"/>
       </w:pPr>
       <w:r>
-        <w:t>11. Deployment Performed?</w:t>
+        <w:t>11. Environment / DATABASE_URL Changed?</w:t>
       </w:r>
     </w:p>
     <w:p>
       <w:r>
-        <w:t>**NO** (at time of report — awaiting merge/deploy)</w:t>
-      </w:r>
-    </w:p>
-    <w:p>
-      <w:r>
-        <w:t>---</w:t>
-      </w:r>
-    </w:p>
-    <w:p>
-      <w:pPr>
-        <w:pStyle w:val="Heading2"/>
-      </w:pPr>
-      <w:r>
-        <w:t>12. Production Commit After Fix</w:t>
-      </w:r>
-    </w:p>
-    <w:p>
-      <w:r>
-        <w:t>Pending merge to `main` and Vercel Production deploy.</w:t>
-      </w:r>
-    </w:p>
-    <w:p>
-      <w:r>
-        <w:t>Prior production: `dcff0bf`</w:t>
-      </w:r>
-    </w:p>
-    <w:p>
-      <w:r>
-        <w:t>---</w:t>
-      </w:r>
-    </w:p>
-    <w:p>
-      <w:pPr>
-        <w:pStyle w:val="Heading2"/>
-      </w:pPr>
-      <w:r>
-        <w:t>13. Live /reports Result</w:t>
-      </w:r>
-    </w:p>
-    <w:p>
-      <w:r>
-        <w:t>**NOT VERIFIED LIVE** — fix not yet on https://sonic-os-lemon.vercel.app</w:t>
-      </w:r>
-    </w:p>
-    <w:p>
-      <w:r>
-        <w:t>Expected after deploy:</w:t>
-      </w:r>
-    </w:p>
-    <w:p>
-      <w:pPr>
-        <w:pStyle w:val="ListBullet"/>
-      </w:pPr>
-      <w:r>
-        <w:t>`/reports` loads without React crash</w:t>
-      </w:r>
-    </w:p>
-    <w:p>
-      <w:pPr>
-        <w:pStyle w:val="ListBullet"/>
-      </w:pPr>
-      <w:r>
-        <w:t>Kansanga card (code `main`) and Salaama card (code `branch2`) display</w:t>
-      </w:r>
-    </w:p>
-    <w:p>
-      <w:pPr>
-        <w:pStyle w:val="ListBullet"/>
-      </w:pPr>
-      <w:r>
-        <w:t>Branch switching does not mix totals</w:t>
-      </w:r>
-    </w:p>
-    <w:p>
-      <w:pPr>
-        <w:pStyle w:val="ListBullet"/>
-      </w:pPr>
-      <w:r>
-        <w:t>Server summary remains authoritative</w:t>
+        <w:rPr>
+          <w:b/>
+        </w:rPr>
+        <w:t>NO</w:t>
       </w:r>
     </w:p>
     <w:p>
